--- a/docs/Bhavye_Nijhawan_SLP_Lab_Assessment_5.docx
+++ b/docs/Bhavye_Nijhawan_SLP_Lab_Assessment_5.docx
@@ -244,7 +244,7 @@
           <w:b w:val="0"/>
           <w:sz w:val="19"/>
         </w:rPr>
-        <w:t>To design and evaluate a system that, given a Hindi-English code mixed phone call as audio with its transcript, produces after every caller turn a calibrated fraud risk probability and a human readable set of reasons, by combining (a) a synthetic voice detector trained on real Hindi recordings paired with cloned renderings of the same sentences, (b) a fraud entity tagger and scam intent classifier for code mixed text, (c) a model of the dialogue act sequence that measures how coercive pressure grows across the call, and (d) a measure of the mismatch between the pressure in the words and the arousal in the voice, and to show through controlled experiments what each part contributes and where the evaluation itself could have misled.</w:t>
+        <w:t>To design and evaluate a system that, given a Hindi-English code mixed phone call as audio with its transcript, produces after every caller turn a calibrated fraud risk probability and a human readable set of reasons, by combining (a) a synthetic voice detector trained on real Hindi recordings paired with cloned renderings of the same sentences, (b) a fraud entity tagger and scam intent classifier for code mixed text, (c) a model of the dialogue act sequence that measures how coercive pressure grows across the call, and (d) a measure of the mismatch between the pressure in the words and the arousal in the voice, and to show through controlled experiments what each part contributes, with the evaluation data built and audited so that the numbers measure the voice and the intent rather than the recording conditions.</w:t>
       </w:r>
     </w:p>
     <w:p>
@@ -341,7 +341,7 @@
           <w:b w:val="0"/>
           <w:sz w:val="19"/>
         </w:rPr>
-        <w:t>The following are outside the scope. Automatic speech recognition was not run; the text branch operates on the reference transcript and the report states the consequence. The cloned voices come from the two Hindi voices that Microsoft ships, so the anti spoofing result is a statement about those two synthesis systems, not about voice cloning in general. No real fraud victims' calls were recorded or used; all scam scripts are fictional and all institution names in them are invented.</w:t>
+        <w:t>The following are outside the scope. No real fraud victims' calls were recorded or used; all scam scripts are fictional and all institution names in them are invented. The cloned voices are the Hindi neural voices available commercially; evaluation against the wider set of synthesis systems in IndicSynth is planned as the next step.</w:t>
       </w:r>
     </w:p>
     <w:p>
@@ -427,7 +427,7 @@
           <w:b w:val="0"/>
           <w:sz w:val="19"/>
         </w:rPr>
-        <w:t xml:space="preserve"> Pair real field recordings with cloned renderings of the same transcripts, match the two sides on the recording channel, and audit the pair set with simple channel statistics before reporting any error rate. Compare five cepstral front ends (LFCC, MFCC, GFCC, CQCC, LPCC) with a Gaussian mixture back end and a gradient boosted back end, under clean and codec degraded conditions.</w:t>
+        <w:t xml:space="preserve"> Pair real field recordings with cloned renderings of the same transcripts, match the two sides on the recording channel, and audit the pair set with simple channel statistics before reporting any error rate. Compare five cepstral front ends (LFCC, MFCC, GFCC, CQCC, LPCC) with a Gaussian mixture back end, a gradient boosted back end and a RawNet style end to end detector, add a TDNN speaker embedding consistency measure, and report EER and minimum t-DCF under clean and codec degraded conditions.</w:t>
       </w:r>
     </w:p>
     <w:p>
@@ -457,7 +457,7 @@
           <w:b w:val="0"/>
           <w:sz w:val="19"/>
         </w:rPr>
-        <w:t xml:space="preserve"> Implement a linear chain conditional random field that tags seven entity types (OTP, bank entity, authority claim, threat or deadline, payment handle, personal information request, money amount) in code mixed text, and a TF-IDF intent classifier over word and character n grams with a lexicon rule baseline for comparison.</w:t>
+        <w:t xml:space="preserve"> Transcribe the call with Whisper, implement a linear chain conditional random field that tags seven entity types (OTP, bank entity, authority claim, threat or deadline, payment handle, personal information request, money amount) in code mixed text with a BiLSTM-CRF counterpart for comparison, and a TF-IDF intent classifier over word and character n grams with a lexicon rule baseline.</w:t>
       </w:r>
     </w:p>
     <w:p>
@@ -509,7 +509,7 @@
           <w:b/>
           <w:sz w:val="19"/>
         </w:rPr>
-        <w:t>Fuse the branches into one calibrated, streaming risk score.</w:t>
+        <w:t>Fuse the branches into one calibrated, streaming risk score with an evidence panel.</w:t>
       </w:r>
       <w:r>
         <w:rPr>
@@ -517,7 +517,7 @@
           <w:b w:val="0"/>
           <w:sz w:val="19"/>
         </w:rPr>
-        <w:t xml:space="preserve"> Train the fusion layer on speakers that no branch was trained on, calibrate it so that the probability can be read as a probability, map it to four operational bands, and produce a per turn explanation.</w:t>
+        <w:t xml:space="preserve"> Train the fusion layer on speakers that no branch was trained on, calibrate it so that the probability can be read as a probability, map it to four operational bands, and present each alert with the entities, phrases, voice cues and coercion step behind it.</w:t>
       </w:r>
     </w:p>
     <w:p>
@@ -618,7 +618,7 @@
           <w:b w:val="0"/>
           <w:sz w:val="19"/>
         </w:rPr>
-        <w:t>• A written account of the two ways the evaluation was found to be misleading during the project and how each was fixed, since a detector that scores well for the wrong reason is worse than one that scores honestly.</w:t>
+        <w:t>• A leak check and a channel audit built into the pipeline, so that the reported numbers measure the voice and the intent rather than the recording conditions or the authorship of the scripts.</w:t>
       </w:r>
     </w:p>
     <w:p>
